--- a/docs/samples/Contract & Legal HQ Resources/Clients/[Template] DNTT - Client (VN).docx
+++ b/docs/samples/Contract & Legal HQ Resources/Clients/[Template] DNTT - Client (VN).docx
@@ -70,7 +70,7 @@
           <w:szCs w:val="28"/>
           <w:rtl w:val="0"/>
         </w:rPr>
-        <w:t xml:space="preserve">                                                                                            Ngày {{tt_date}}       </w:t>
+        <w:t xml:space="preserve">                                                                                            Ngày {{today.date}}       </w:t>
       </w:r>
     </w:p>
     <w:p>
@@ -179,7 +179,7 @@
           <w:szCs w:val="28"/>
           <w:rtl w:val="0"/>
         </w:rPr>
-        <w:t xml:space="preserve">Kính gửi:</w:t>
+        <w:t xml:space="preserve">Kính gửi: {{client.company_name}}</w:t>
       </w:r>
       <w:r>
         <w:rPr>
@@ -190,17 +190,17 @@
           <w:highlight w:val="white"/>
           <w:rtl w:val="0"/>
         </w:rPr>
-        <w:t xml:space="preserve"> </w:t>
-      </w:r>
-      <w:r>
-        <w:rPr>
-          <w:b w:val="1"/>
-          <w:bCs w:val="1"/>
-          <w:sz w:val="28"/>
-          <w:szCs w:val="28"/>
-          <w:rtl w:val="0"/>
-        </w:rPr>
-        <w:t xml:space="preserve">{{company_name}}</w:t>
+        <w:t xml:space="preserve"/>
+      </w:r>
+      <w:r>
+        <w:rPr>
+          <w:b w:val="1"/>
+          <w:bCs w:val="1"/>
+          <w:sz w:val="28"/>
+          <w:szCs w:val="28"/>
+          <w:rtl w:val="0"/>
+        </w:rPr>
+        <w:t xml:space="preserve"/>
       </w:r>
       <w:r>
         <w:rPr>
@@ -222,7 +222,7 @@
           <w:szCs w:val="28"/>
           <w:rtl w:val="0"/>
         </w:rPr>
-        <w:t xml:space="preserve">Căn cứ vào yêu cầu của Quý khách hàng về việc cung cấp dịch vụ theo hợp đồng số {{contract_number}}/HDDV ký  ngày{{contract_date}}.</w:t>
+        <w:t xml:space="preserve">Căn cứ vào yêu cầu của Quý khách hàng về việc cung cấp dịch vụ theo hợp đồng số {{contract.number}} ký  ngày{{terms.signed_on}}.</w:t>
       </w:r>
       <w:r>
         <w:rPr>
@@ -248,25 +248,25 @@
           <w:szCs w:val="28"/>
           <w:rtl w:val="0"/>
         </w:rPr>
-        <w:t xml:space="preserve">Bằng công văn này, chúng tôi kính đề nghị Quý khách hàng thanh toán cho chúng tôi tổng chi phí còn lại của dịch vụ theo hợp đồng số {{contract_number}}/HDDV ký  ngày{{contract_date}} và biên bản nghiệm thu ký ngày  {{nt_date}} tương ứng với số tiền là: </w:t>
-      </w:r>
-      <w:r>
-        <w:rPr>
-          <w:b w:val="1"/>
-          <w:bCs w:val="1"/>
-          <w:sz w:val="28"/>
-          <w:szCs w:val="28"/>
-          <w:rtl w:val="0"/>
-        </w:rPr>
-        <w:t xml:space="preserve">{{left_price}}.</w:t>
-      </w:r>
-      <w:r>
-        <w:rPr>
-          <w:sz w:val="28"/>
-          <w:szCs w:val="28"/>
-          <w:rtl w:val="0"/>
-        </w:rPr>
-        <w:t xml:space="preserve"> </w:t>
+        <w:t xml:space="preserve">Bằng công văn này, chúng tôi kính đề nghị Quý khách hàng thanh toán cho chúng tôi tổng chi phí còn lại của dịch vụ theo hợp đồng số {{contract.number}} ký  ngày{{terms.signed_on}} và biên bản nghiệm thu ký ngày  {{nt_date}} tương ứng với số tiền là: {{left_price}}. </w:t>
+      </w:r>
+      <w:r>
+        <w:rPr>
+          <w:b w:val="1"/>
+          <w:bCs w:val="1"/>
+          <w:sz w:val="28"/>
+          <w:szCs w:val="28"/>
+          <w:rtl w:val="0"/>
+        </w:rPr>
+        <w:t xml:space="preserve"/>
+      </w:r>
+      <w:r>
+        <w:rPr>
+          <w:sz w:val="28"/>
+          <w:szCs w:val="28"/>
+          <w:rtl w:val="0"/>
+        </w:rPr>
+        <w:t xml:space="preserve"/>
       </w:r>
     </w:p>
     <w:p>

--- a/docs/samples/Contract & Legal HQ Resources/Clients/[Template] DNTT - Client (VN).docx
+++ b/docs/samples/Contract & Legal HQ Resources/Clients/[Template] DNTT - Client (VN).docx
@@ -128,7 +128,7 @@
           <w:szCs w:val="28"/>
           <w:rtl w:val="0"/>
         </w:rPr>
-        <w:t xml:space="preserve">Số: {{tt_number}}/ĐNTT</w:t>
+        <w:t xml:space="preserve">Số: {{contract.number}}</w:t>
       </w:r>
     </w:p>
     <w:p>
@@ -222,7 +222,7 @@
           <w:szCs w:val="28"/>
           <w:rtl w:val="0"/>
         </w:rPr>
-        <w:t xml:space="preserve">Căn cứ vào yêu cầu của Quý khách hàng về việc cung cấp dịch vụ theo hợp đồng số {{contract.number}} ký  ngày{{terms.signed_on}}.</w:t>
+        <w:t xml:space="preserve">Căn cứ vào yêu cầu của Quý khách hàng về việc cung cấp dịch vụ theo hợp đồng số {{contract.parent_number}} ký  ngày{{terms.signed_on}}.</w:t>
       </w:r>
       <w:r>
         <w:rPr>
@@ -248,7 +248,7 @@
           <w:szCs w:val="28"/>
           <w:rtl w:val="0"/>
         </w:rPr>
-        <w:t xml:space="preserve">Bằng công văn này, chúng tôi kính đề nghị Quý khách hàng thanh toán cho chúng tôi tổng chi phí còn lại của dịch vụ theo hợp đồng số {{contract.number}} ký  ngày{{terms.signed_on}} và biên bản nghiệm thu ký ngày  {{nt_date}} tương ứng với số tiền là: {{left_price}}. </w:t>
+        <w:t xml:space="preserve">Bằng công văn này, chúng tôi kính đề nghị Quý khách hàng thanh toán cho chúng tôi tổng chi phí còn lại của dịch vụ theo hợp đồng số {{contract.parent_number}} ký  ngày{{terms.signed_on}} và biên bản nghiệm thu ký ngày  {{nt_date}} tương ứng với số tiền là: {{left_price}}. </w:t>
       </w:r>
       <w:r>
         <w:rPr>
